--- a/hin/docx/36.content.docx
+++ b/hin/docx/36.content.docx
@@ -19,7 +19,7 @@
         <w:rPr>
           <w:lang w:val="hi_IN" w:bidi="hi_IN"/>
         </w:rPr>
-        <w:t>Resource: अध्ययन नोट्स - पुस्तक परिचय (टिंडेल)</w:t>
+        <w:t>Resource: Tyndale Open Study Notes</w:t>
       </w:r>
       <w:r>
         <w:rPr>
@@ -112,7 +112,7 @@
         <w:rPr>
           <w:lang w:val="hi_IN" w:bidi="hi_IN"/>
         </w:rPr>
-        <w:t>अध्ययन नोट्स - पुस्तक परिचय (टिंडेल)</w:t>
+        <w:t>Tyndale Open Study Notes</w:t>
       </w:r>
     </w:p>
     <w:p>

--- a/hin/docx/36.content.docx
+++ b/hin/docx/36.content.docx
@@ -19,7 +19,7 @@
         <w:rPr>
           <w:lang w:val="hi_IN" w:bidi="hi_IN"/>
         </w:rPr>
-        <w:t>Resource: Tyndale Open Study Notes</w:t>
+        <w:t>Resource: Aquifer Open Study Notes (Book Intros)</w:t>
       </w:r>
       <w:r>
         <w:rPr>
@@ -112,7 +112,7 @@
         <w:rPr>
           <w:lang w:val="hi_IN" w:bidi="hi_IN"/>
         </w:rPr>
-        <w:t>Tyndale Open Study Notes</w:t>
+        <w:t>Aquifer Open Study Notes (Book Intros)</w:t>
       </w:r>
     </w:p>
     <w:p>

--- a/hin/docx/36.content.docx
+++ b/hin/docx/36.content.docx
@@ -233,18 +233,12 @@
         </w:rPr>
         <w:t>“यहोवा का भयानक दिन निकट है. … वह उजाड़ और विनाश का दिन, वह अंधेर और घोर अंधकार का दिन वह बादल और काली घटा का दिन होगा” (</w:t>
       </w:r>
-      <w:hyperlink r:id="rId13">
-        <w:r>
-          <w:rPr>
-            <w:lang w:val="hi_IN" w:bidi="hi_IN"/>
-          </w:rPr>
-          <w:rPr>
-            <w:color w:val="0000EE"/>
-            <w:u w:val="single"/>
-          </w:rPr>
-          <w:t>सप 1:14–15</w:t>
-        </w:r>
-      </w:hyperlink>
+      <w:r>
+        <w:rPr>
+          <w:lang w:val="hi_IN" w:bidi="hi_IN"/>
+        </w:rPr>
+        <w:t>सप 1:14–15</w:t>
+      </w:r>
       <w:r>
         <w:rPr>
           <w:lang w:val="hi_IN" w:bidi="hi_IN"/>
@@ -302,72 +296,48 @@
         </w:rPr>
         <w:t>योशिय्याह केवल आठ वर्ष के थे जब वह यहूदा के राजा बने। उन्होंने एक लंबा शासनकाल (ईसा पूर्व 640–609) एक धार्मिक राजा के रूप में बिताया। उनके शासन के अठारहवें वर्ष में, जब मंदिर की मरम्मत की जा रही थी, तो व्यवस्था की पुस्तक मिली (</w:t>
       </w:r>
-      <w:hyperlink r:id="rId14">
-        <w:r>
-          <w:rPr>
-            <w:lang w:val="hi_IN" w:bidi="hi_IN"/>
-          </w:rPr>
-          <w:rPr>
-            <w:color w:val="0000EE"/>
-            <w:u w:val="single"/>
-          </w:rPr>
-          <w:t>2 रा 22:8</w:t>
-        </w:r>
-      </w:hyperlink>
+      <w:r>
+        <w:rPr>
+          <w:lang w:val="hi_IN" w:bidi="hi_IN"/>
+        </w:rPr>
+        <w:t>2 रा 22:8</w:t>
+      </w:r>
       <w:r>
         <w:rPr>
           <w:lang w:val="hi_IN" w:bidi="hi_IN"/>
         </w:rPr>
         <w:t xml:space="preserve">; </w:t>
       </w:r>
-      <w:hyperlink r:id="rId15">
-        <w:r>
-          <w:rPr>
-            <w:lang w:val="hi_IN" w:bidi="hi_IN"/>
-          </w:rPr>
-          <w:rPr>
-            <w:color w:val="0000EE"/>
-            <w:u w:val="single"/>
-          </w:rPr>
-          <w:t>2 इति 34:14–15</w:t>
-        </w:r>
-      </w:hyperlink>
+      <w:r>
+        <w:rPr>
+          <w:lang w:val="hi_IN" w:bidi="hi_IN"/>
+        </w:rPr>
+        <w:t>2 इति 34:14–15</w:t>
+      </w:r>
       <w:r>
         <w:rPr>
           <w:lang w:val="hi_IN" w:bidi="hi_IN"/>
         </w:rPr>
         <w:t>)। व्यवस्था को सुनने के बाद, योशिय्याह ने अपने लोगों का नवीनीकरण और सुधार में काम किया, परमेश्वर द्वारा निर्धारित धार्मिक अनुष्ठानों को पुनः स्थापित किया (</w:t>
       </w:r>
-      <w:hyperlink r:id="rId16">
-        <w:r>
-          <w:rPr>
-            <w:lang w:val="hi_IN" w:bidi="hi_IN"/>
-          </w:rPr>
-          <w:rPr>
-            <w:color w:val="0000EE"/>
-            <w:u w:val="single"/>
-          </w:rPr>
-          <w:t>2 रा 23:1–25</w:t>
-        </w:r>
-      </w:hyperlink>
+      <w:r>
+        <w:rPr>
+          <w:lang w:val="hi_IN" w:bidi="hi_IN"/>
+        </w:rPr>
+        <w:t>2 रा 23:1–25</w:t>
+      </w:r>
       <w:r>
         <w:rPr>
           <w:lang w:val="hi_IN" w:bidi="hi_IN"/>
         </w:rPr>
         <w:t xml:space="preserve">; </w:t>
       </w:r>
-      <w:hyperlink r:id="rId17">
-        <w:r>
-          <w:rPr>
-            <w:lang w:val="hi_IN" w:bidi="hi_IN"/>
-          </w:rPr>
-          <w:rPr>
-            <w:color w:val="0000EE"/>
-            <w:u w:val="single"/>
-          </w:rPr>
-          <w:t>2 इति 34:29–35:19</w:t>
-        </w:r>
-      </w:hyperlink>
+      <w:r>
+        <w:rPr>
+          <w:lang w:val="hi_IN" w:bidi="hi_IN"/>
+        </w:rPr>
+        <w:t>2 इति 34:29–35:19</w:t>
+      </w:r>
       <w:r>
         <w:rPr>
           <w:lang w:val="hi_IN" w:bidi="hi_IN"/>
@@ -388,54 +358,36 @@
         </w:rPr>
         <w:t>इस महत्वपूर्ण घटना से पहले, यहूदा का राज्य मुख्य रूप से मनश्शे और आमोन की मूर्तिपूजक प्रथाओं का पालन करता था। यहूदा के लोग धर्मत्याग के प्रति इतने समर्पित थे कि अंततः इसने उनके विनाश को ला दिया (</w:t>
       </w:r>
-      <w:hyperlink r:id="rId18">
-        <w:r>
-          <w:rPr>
-            <w:lang w:val="hi_IN" w:bidi="hi_IN"/>
-          </w:rPr>
-          <w:rPr>
-            <w:color w:val="0000EE"/>
-            <w:u w:val="single"/>
-          </w:rPr>
-          <w:t>2 रा 21:10–25</w:t>
-        </w:r>
-      </w:hyperlink>
+      <w:r>
+        <w:rPr>
+          <w:lang w:val="hi_IN" w:bidi="hi_IN"/>
+        </w:rPr>
+        <w:t>2 रा 21:10–25</w:t>
+      </w:r>
       <w:r>
         <w:rPr>
           <w:lang w:val="hi_IN" w:bidi="hi_IN"/>
         </w:rPr>
         <w:t xml:space="preserve">; </w:t>
       </w:r>
-      <w:hyperlink r:id="rId19">
-        <w:r>
-          <w:rPr>
-            <w:lang w:val="hi_IN" w:bidi="hi_IN"/>
-          </w:rPr>
-          <w:rPr>
-            <w:color w:val="0000EE"/>
-            <w:u w:val="single"/>
-          </w:rPr>
-          <w:t>2 इति 33:17</w:t>
-        </w:r>
-      </w:hyperlink>
+      <w:r>
+        <w:rPr>
+          <w:lang w:val="hi_IN" w:bidi="hi_IN"/>
+        </w:rPr>
+        <w:t>2 इति 33:17</w:t>
+      </w:r>
       <w:r>
         <w:rPr>
           <w:lang w:val="hi_IN" w:bidi="hi_IN"/>
         </w:rPr>
         <w:t xml:space="preserve">, </w:t>
       </w:r>
-      <w:hyperlink r:id="rId20">
-        <w:r>
-          <w:rPr>
-            <w:lang w:val="hi_IN" w:bidi="hi_IN"/>
-          </w:rPr>
-          <w:rPr>
-            <w:color w:val="0000EE"/>
-            <w:u w:val="single"/>
-          </w:rPr>
-          <w:t>21–24</w:t>
-        </w:r>
-      </w:hyperlink>
+      <w:r>
+        <w:rPr>
+          <w:lang w:val="hi_IN" w:bidi="hi_IN"/>
+        </w:rPr>
+        <w:t>21–24</w:t>
+      </w:r>
       <w:r>
         <w:rPr>
           <w:lang w:val="hi_IN" w:bidi="hi_IN"/>
@@ -456,54 +408,36 @@
         </w:rPr>
         <w:t>सपन्याह ने योशिय्याह के शासनकाल के प्रारंभ में, आमोन की मृत्यु के बाद और व्यवस्था की पुस्तक के पुनः खोजे जाने से पहले भविष्यवाणी की। यह समय धार्मिक उदासीनता, सामाजिक अन्याय, और आर्थिक लालच से भरा हुआ था (</w:t>
       </w:r>
-      <w:hyperlink r:id="rId21">
-        <w:r>
-          <w:rPr>
-            <w:lang w:val="hi_IN" w:bidi="hi_IN"/>
-          </w:rPr>
-          <w:rPr>
-            <w:color w:val="0000EE"/>
-            <w:u w:val="single"/>
-          </w:rPr>
-          <w:t>सप 1:4–13</w:t>
-        </w:r>
-      </w:hyperlink>
+      <w:r>
+        <w:rPr>
+          <w:lang w:val="hi_IN" w:bidi="hi_IN"/>
+        </w:rPr>
+        <w:t>सप 1:4–13</w:t>
+      </w:r>
       <w:r>
         <w:rPr>
           <w:lang w:val="hi_IN" w:bidi="hi_IN"/>
         </w:rPr>
         <w:t xml:space="preserve">; </w:t>
       </w:r>
-      <w:hyperlink r:id="rId22">
-        <w:r>
-          <w:rPr>
-            <w:lang w:val="hi_IN" w:bidi="hi_IN"/>
-          </w:rPr>
-          <w:rPr>
-            <w:color w:val="0000EE"/>
-            <w:u w:val="single"/>
-          </w:rPr>
-          <w:t>3:1–4</w:t>
-        </w:r>
-      </w:hyperlink>
+      <w:r>
+        <w:rPr>
+          <w:lang w:val="hi_IN" w:bidi="hi_IN"/>
+        </w:rPr>
+        <w:t>3:1–4</w:t>
+      </w:r>
       <w:r>
         <w:rPr>
           <w:lang w:val="hi_IN" w:bidi="hi_IN"/>
         </w:rPr>
         <w:t xml:space="preserve">, </w:t>
       </w:r>
-      <w:hyperlink r:id="rId23">
-        <w:r>
-          <w:rPr>
-            <w:lang w:val="hi_IN" w:bidi="hi_IN"/>
-          </w:rPr>
-          <w:rPr>
-            <w:color w:val="0000EE"/>
-            <w:u w:val="single"/>
-          </w:rPr>
-          <w:t>7</w:t>
-        </w:r>
-      </w:hyperlink>
+      <w:r>
+        <w:rPr>
+          <w:lang w:val="hi_IN" w:bidi="hi_IN"/>
+        </w:rPr>
+        <w:t>7</w:t>
+      </w:r>
       <w:r>
         <w:rPr>
           <w:lang w:val="hi_IN" w:bidi="hi_IN"/>
@@ -548,72 +482,48 @@
         </w:rPr>
         <w:t xml:space="preserve"> की घोषणा करके करते हैं। यह अभिव्यक्ति पापी संसार पर परमेश्वर के आने वाले न्याय को दर्शाती है (</w:t>
       </w:r>
-      <w:hyperlink r:id="rId24">
-        <w:r>
-          <w:rPr>
-            <w:lang w:val="hi_IN" w:bidi="hi_IN"/>
-          </w:rPr>
-          <w:rPr>
-            <w:color w:val="0000EE"/>
-            <w:u w:val="single"/>
-          </w:rPr>
-          <w:t>1:2–3</w:t>
-        </w:r>
-      </w:hyperlink>
+      <w:r>
+        <w:rPr>
+          <w:lang w:val="hi_IN" w:bidi="hi_IN"/>
+        </w:rPr>
+        <w:t>1:2–3</w:t>
+      </w:r>
       <w:r>
         <w:rPr>
           <w:lang w:val="hi_IN" w:bidi="hi_IN"/>
         </w:rPr>
         <w:t xml:space="preserve">, </w:t>
       </w:r>
-      <w:hyperlink r:id="rId25">
-        <w:r>
-          <w:rPr>
-            <w:lang w:val="hi_IN" w:bidi="hi_IN"/>
-          </w:rPr>
-          <w:rPr>
-            <w:color w:val="0000EE"/>
-            <w:u w:val="single"/>
-          </w:rPr>
-          <w:t>14–18</w:t>
-        </w:r>
-      </w:hyperlink>
+      <w:r>
+        <w:rPr>
+          <w:lang w:val="hi_IN" w:bidi="hi_IN"/>
+        </w:rPr>
+        <w:t>14–18</w:t>
+      </w:r>
       <w:r>
         <w:rPr>
           <w:lang w:val="hi_IN" w:bidi="hi_IN"/>
         </w:rPr>
         <w:t>), जिसमें यहूदा और यरूशलेम में उनके लोग भी शामिल हैं (</w:t>
       </w:r>
-      <w:hyperlink r:id="rId21">
-        <w:r>
-          <w:rPr>
-            <w:lang w:val="hi_IN" w:bidi="hi_IN"/>
-          </w:rPr>
-          <w:rPr>
-            <w:color w:val="0000EE"/>
-            <w:u w:val="single"/>
-          </w:rPr>
-          <w:t>1:4–13</w:t>
-        </w:r>
-      </w:hyperlink>
+      <w:r>
+        <w:rPr>
+          <w:lang w:val="hi_IN" w:bidi="hi_IN"/>
+        </w:rPr>
+        <w:t>1:4–13</w:t>
+      </w:r>
       <w:r>
         <w:rPr>
           <w:lang w:val="hi_IN" w:bidi="hi_IN"/>
         </w:rPr>
         <w:t>)। आमोस के समय में इस्राएल के लोगों की तरह, लगभग 125 साल पहले, यहूदा के लोग "उस दिन" की प्रतीक्षा कर रहे थे जब परमेश्वर उनके शत्रुओं को नष्ट करके उन्हें न्याय दिलाएंगे। हालांकि, आमोस की तरह, सपन्याह को अपने लोगों को बताना पड़ा कि परमेश्वर के साथ उनकी वाचा संबंध उन्हें न्याय से प्रतिरक्षित नहीं करता। क्योंकि प्रभु का दिन सभी दुष्ट लोगों पर निष्पक्ष रूप से पड़ेगा, सपन्याह ने अपने सहनागरिकों से आग्रह किया कि वे मन फिराएं, प्रभु की खोज करें, और सभी विनम्रता में धार्मिक जीवन जिएं (</w:t>
       </w:r>
-      <w:hyperlink r:id="rId26">
-        <w:r>
-          <w:rPr>
-            <w:lang w:val="hi_IN" w:bidi="hi_IN"/>
-          </w:rPr>
-          <w:rPr>
-            <w:color w:val="0000EE"/>
-            <w:u w:val="single"/>
-          </w:rPr>
-          <w:t>2:1–3</w:t>
-        </w:r>
-      </w:hyperlink>
+      <w:r>
+        <w:rPr>
+          <w:lang w:val="hi_IN" w:bidi="hi_IN"/>
+        </w:rPr>
+        <w:t>2:1–3</w:t>
+      </w:r>
       <w:r>
         <w:rPr>
           <w:lang w:val="hi_IN" w:bidi="hi_IN"/>
@@ -634,36 +544,24 @@
         </w:rPr>
         <w:t>सपन्याह की भविष्यवाणी के निहितार्थ स्पष्ट हैं। यहूदा के पड़ोसी राष्ट्र परमेश्वर की प्रजा के खिलाफ उनके अपराधों, उनके अहंकारी गर्व, और प्रभु की अवज्ञा के कारण भयानक न्याय का सामना करेंगे (</w:t>
       </w:r>
-      <w:hyperlink r:id="rId27">
-        <w:r>
-          <w:rPr>
-            <w:lang w:val="hi_IN" w:bidi="hi_IN"/>
-          </w:rPr>
-          <w:rPr>
-            <w:color w:val="0000EE"/>
-            <w:u w:val="single"/>
-          </w:rPr>
-          <w:t>2:4–15</w:t>
-        </w:r>
-      </w:hyperlink>
+      <w:r>
+        <w:rPr>
+          <w:lang w:val="hi_IN" w:bidi="hi_IN"/>
+        </w:rPr>
+        <w:t>2:4–15</w:t>
+      </w:r>
       <w:r>
         <w:rPr>
           <w:lang w:val="hi_IN" w:bidi="hi_IN"/>
         </w:rPr>
         <w:t>)। हालांकि, यहूदा प्रभु के अनुशासनात्मक हाथ से नहीं बच सकेगा, क्योंकि इसके आत्मिक और नागरिक अगुवों ने परमेश्वर के मानकों को जानते हुए भी समाज को पूरी तरह भ्रष्टाचार की ओर ले गए। इसके अलावा, यहूदा के लोगों ने अन्य राष्ट्रों पर परमेश्वर के संप्रभु न्याय को, जो उनके अपने जैसे अपराधों के लिए था, सही ढंग से ध्यान नहीं दिया था (</w:t>
       </w:r>
-      <w:hyperlink r:id="rId28">
-        <w:r>
-          <w:rPr>
-            <w:lang w:val="hi_IN" w:bidi="hi_IN"/>
-          </w:rPr>
-          <w:rPr>
-            <w:color w:val="0000EE"/>
-            <w:u w:val="single"/>
-          </w:rPr>
-          <w:t>3:1–7</w:t>
-        </w:r>
-      </w:hyperlink>
+      <w:r>
+        <w:rPr>
+          <w:lang w:val="hi_IN" w:bidi="hi_IN"/>
+        </w:rPr>
+        <w:t>3:1–7</w:t>
+      </w:r>
       <w:r>
         <w:rPr>
           <w:lang w:val="hi_IN" w:bidi="hi_IN"/>
@@ -684,54 +582,36 @@
         </w:rPr>
         <w:t>यह आसन्न न्याय पृथ्वी पर सभी राष्ट्रों को घेरने वाले आने वाले न्याय के समय का पूर्वाभास थे (</w:t>
       </w:r>
-      <w:hyperlink r:id="rId29">
-        <w:r>
-          <w:rPr>
-            <w:lang w:val="hi_IN" w:bidi="hi_IN"/>
-          </w:rPr>
-          <w:rPr>
-            <w:color w:val="0000EE"/>
-            <w:u w:val="single"/>
-          </w:rPr>
-          <w:t>3:8</w:t>
-        </w:r>
-      </w:hyperlink>
+      <w:r>
+        <w:rPr>
+          <w:lang w:val="hi_IN" w:bidi="hi_IN"/>
+        </w:rPr>
+        <w:t>3:8</w:t>
+      </w:r>
       <w:r>
         <w:rPr>
           <w:lang w:val="hi_IN" w:bidi="hi_IN"/>
         </w:rPr>
         <w:t>)। हालांकि, न्याय अंत नहीं होगा: न्याय का दिन आएगा ताकि उद्धार का दिन आ सके (</w:t>
       </w:r>
-      <w:hyperlink r:id="rId30">
-        <w:r>
-          <w:rPr>
-            <w:lang w:val="hi_IN" w:bidi="hi_IN"/>
-          </w:rPr>
-          <w:rPr>
-            <w:color w:val="0000EE"/>
-            <w:u w:val="single"/>
-          </w:rPr>
-          <w:t>3:9–20</w:t>
-        </w:r>
-      </w:hyperlink>
+      <w:r>
+        <w:rPr>
+          <w:lang w:val="hi_IN" w:bidi="hi_IN"/>
+        </w:rPr>
+        <w:t>3:9–20</w:t>
+      </w:r>
       <w:r>
         <w:rPr>
           <w:lang w:val="hi_IN" w:bidi="hi_IN"/>
         </w:rPr>
         <w:t>)। परमेश्वर ने इस्राएल के अवशेष और सभी लोगों के लिए पुनःस्थापन और आशीर्वाद का वादा किया (</w:t>
       </w:r>
-      <w:hyperlink r:id="rId31">
-        <w:r>
-          <w:rPr>
-            <w:lang w:val="hi_IN" w:bidi="hi_IN"/>
-          </w:rPr>
-          <w:rPr>
-            <w:color w:val="0000EE"/>
-            <w:u w:val="single"/>
-          </w:rPr>
-          <w:t>3:9</w:t>
-        </w:r>
-      </w:hyperlink>
+      <w:r>
+        <w:rPr>
+          <w:lang w:val="hi_IN" w:bidi="hi_IN"/>
+        </w:rPr>
+        <w:t>3:9</w:t>
+      </w:r>
       <w:r>
         <w:rPr>
           <w:lang w:val="hi_IN" w:bidi="hi_IN"/>
@@ -764,72 +644,48 @@
         </w:rPr>
         <w:t>", वे ही रहेंगे (</w:t>
       </w:r>
-      <w:hyperlink r:id="rId32">
-        <w:r>
-          <w:rPr>
-            <w:lang w:val="hi_IN" w:bidi="hi_IN"/>
-          </w:rPr>
-          <w:rPr>
-            <w:color w:val="0000EE"/>
-            <w:u w:val="single"/>
-          </w:rPr>
-          <w:t>3:12</w:t>
-        </w:r>
-      </w:hyperlink>
+      <w:r>
+        <w:rPr>
+          <w:lang w:val="hi_IN" w:bidi="hi_IN"/>
+        </w:rPr>
+        <w:t>3:12</w:t>
+      </w:r>
       <w:r>
         <w:rPr>
           <w:lang w:val="hi_IN" w:bidi="hi_IN"/>
         </w:rPr>
         <w:t>)। परमेश्वर अपने बिखरे हुए लोगों को इकट्ठा करेंगे और उन्हें उनकी भूमि में पुनर्स्थापित करेंगे, जहाँ वे धार्मिकता और सुरक्षा में रहेंगे, प्रभु की आराधना करते हुए (</w:t>
       </w:r>
-      <w:hyperlink r:id="rId33">
-        <w:r>
-          <w:rPr>
-            <w:lang w:val="hi_IN" w:bidi="hi_IN"/>
-          </w:rPr>
-          <w:rPr>
-            <w:color w:val="0000EE"/>
-            <w:u w:val="single"/>
-          </w:rPr>
-          <w:t>3:9–12</w:t>
-        </w:r>
-      </w:hyperlink>
+      <w:r>
+        <w:rPr>
+          <w:lang w:val="hi_IN" w:bidi="hi_IN"/>
+        </w:rPr>
+        <w:t>3:9–12</w:t>
+      </w:r>
       <w:r>
         <w:rPr>
           <w:lang w:val="hi_IN" w:bidi="hi_IN"/>
         </w:rPr>
         <w:t>)। "इस्राएल के बचे हुए लोग" परमेश्वर के आशीर्वादों की वर्षा का आनंद लेंगे और उसमें सदा के लिए आनंदित रहेंगे (</w:t>
       </w:r>
-      <w:hyperlink r:id="rId34">
-        <w:r>
-          <w:rPr>
-            <w:lang w:val="hi_IN" w:bidi="hi_IN"/>
-          </w:rPr>
-          <w:rPr>
-            <w:color w:val="0000EE"/>
-            <w:u w:val="single"/>
-          </w:rPr>
-          <w:t>3:13–19</w:t>
-        </w:r>
-      </w:hyperlink>
+      <w:r>
+        <w:rPr>
+          <w:lang w:val="hi_IN" w:bidi="hi_IN"/>
+        </w:rPr>
+        <w:t>3:13–19</w:t>
+      </w:r>
       <w:r>
         <w:rPr>
           <w:lang w:val="hi_IN" w:bidi="hi_IN"/>
         </w:rPr>
         <w:t xml:space="preserve">)। सपन्याह में घोषित न्याय और उद्धार परमेश्वर के अंतिम कार्य का पूर्वाभास कराते हैं, जब यीशु मसीह की वापसी पर न्याय और उद्धार लाया जाएगा (देखें </w:t>
       </w:r>
-      <w:hyperlink r:id="rId35">
-        <w:r>
-          <w:rPr>
-            <w:lang w:val="hi_IN" w:bidi="hi_IN"/>
-          </w:rPr>
-          <w:rPr>
-            <w:color w:val="0000EE"/>
-            <w:u w:val="single"/>
-          </w:rPr>
-          <w:t>प्रका 19:11–22:5</w:t>
-        </w:r>
-      </w:hyperlink>
+      <w:r>
+        <w:rPr>
+          <w:lang w:val="hi_IN" w:bidi="hi_IN"/>
+        </w:rPr>
+        <w:t>प्रका 19:11–22:5</w:t>
+      </w:r>
       <w:r>
         <w:rPr>
           <w:lang w:val="hi_IN" w:bidi="hi_IN"/>
@@ -861,36 +717,24 @@
         </w:rPr>
         <w:t xml:space="preserve">सपन्याह के बारे में बहुत कम जानकारी है, सिवाय </w:t>
       </w:r>
-      <w:hyperlink r:id="rId36">
-        <w:r>
-          <w:rPr>
-            <w:lang w:val="hi_IN" w:bidi="hi_IN"/>
-          </w:rPr>
-          <w:rPr>
-            <w:color w:val="0000EE"/>
-            <w:u w:val="single"/>
-          </w:rPr>
-          <w:t>1:1</w:t>
-        </w:r>
-      </w:hyperlink>
+      <w:r>
+        <w:rPr>
+          <w:lang w:val="hi_IN" w:bidi="hi_IN"/>
+        </w:rPr>
+        <w:t>1:1</w:t>
+      </w:r>
       <w:r>
         <w:rPr>
           <w:lang w:val="hi_IN" w:bidi="hi_IN"/>
         </w:rPr>
         <w:t xml:space="preserve"> में वंशावली के, जो उनके पूर्वजों को हिजकिय्याह तक ले जाती है। यहूदी और मसीही व्याख्याकार पारंपरिक रूप से इस हिजकिय्याह को उस राजा के साथ जोड़ते हैं जिसका नाम हिजकिय्याह है (देखें </w:t>
       </w:r>
-      <w:hyperlink r:id="rId37">
-        <w:r>
-          <w:rPr>
-            <w:lang w:val="hi_IN" w:bidi="hi_IN"/>
-          </w:rPr>
-          <w:rPr>
-            <w:color w:val="0000EE"/>
-            <w:u w:val="single"/>
-          </w:rPr>
-          <w:t>2 रा 18:1–20:20</w:t>
-        </w:r>
-      </w:hyperlink>
+      <w:r>
+        <w:rPr>
+          <w:lang w:val="hi_IN" w:bidi="hi_IN"/>
+        </w:rPr>
+        <w:t>2 रा 18:1–20:20</w:t>
+      </w:r>
       <w:r>
         <w:rPr>
           <w:lang w:val="hi_IN" w:bidi="hi_IN"/>
@@ -911,288 +755,192 @@
         </w:rPr>
         <w:t>सपन्याह यरूशलेम में रहते थे और वहाँ की परिस्थितियों से भली-भांति परिचित थे (</w:t>
       </w:r>
-      <w:hyperlink r:id="rId38">
-        <w:r>
-          <w:rPr>
-            <w:lang w:val="hi_IN" w:bidi="hi_IN"/>
-          </w:rPr>
-          <w:rPr>
-            <w:color w:val="0000EE"/>
-            <w:u w:val="single"/>
-          </w:rPr>
-          <w:t>सप 1:10–13</w:t>
-        </w:r>
-      </w:hyperlink>
+      <w:r>
+        <w:rPr>
+          <w:lang w:val="hi_IN" w:bidi="hi_IN"/>
+        </w:rPr>
+        <w:t>सप 1:10–13</w:t>
+      </w:r>
       <w:r>
         <w:rPr>
           <w:lang w:val="hi_IN" w:bidi="hi_IN"/>
         </w:rPr>
         <w:t>)। वह एक ऐसे पुरुष थे जिनमें गहरी आत्मिक संवेदनशीलता और नैतिक दृष्टि थी, जिन्होंने लोगों के धर्मत्याग और अनैतिकता की निंदा की, विशेष रूप से नेतृत्व के पदों पर बैठे लोगों की (</w:t>
       </w:r>
-      <w:hyperlink r:id="rId39">
-        <w:r>
-          <w:rPr>
-            <w:lang w:val="hi_IN" w:bidi="hi_IN"/>
-          </w:rPr>
-          <w:rPr>
-            <w:color w:val="0000EE"/>
-            <w:u w:val="single"/>
-          </w:rPr>
-          <w:t>1:4–6</w:t>
-        </w:r>
-      </w:hyperlink>
+      <w:r>
+        <w:rPr>
+          <w:lang w:val="hi_IN" w:bidi="hi_IN"/>
+        </w:rPr>
+        <w:t>1:4–6</w:t>
+      </w:r>
       <w:r>
         <w:rPr>
           <w:lang w:val="hi_IN" w:bidi="hi_IN"/>
         </w:rPr>
         <w:t xml:space="preserve">, </w:t>
       </w:r>
-      <w:hyperlink r:id="rId40">
-        <w:r>
-          <w:rPr>
-            <w:lang w:val="hi_IN" w:bidi="hi_IN"/>
-          </w:rPr>
-          <w:rPr>
-            <w:color w:val="0000EE"/>
-            <w:u w:val="single"/>
-          </w:rPr>
-          <w:t>9</w:t>
-        </w:r>
-      </w:hyperlink>
+      <w:r>
+        <w:rPr>
+          <w:lang w:val="hi_IN" w:bidi="hi_IN"/>
+        </w:rPr>
+        <w:t>9</w:t>
+      </w:r>
       <w:r>
         <w:rPr>
           <w:lang w:val="hi_IN" w:bidi="hi_IN"/>
         </w:rPr>
         <w:t xml:space="preserve">, </w:t>
       </w:r>
-      <w:hyperlink r:id="rId41">
-        <w:r>
-          <w:rPr>
-            <w:lang w:val="hi_IN" w:bidi="hi_IN"/>
-          </w:rPr>
-          <w:rPr>
-            <w:color w:val="0000EE"/>
-            <w:u w:val="single"/>
-          </w:rPr>
-          <w:t>17</w:t>
-        </w:r>
-      </w:hyperlink>
+      <w:r>
+        <w:rPr>
+          <w:lang w:val="hi_IN" w:bidi="hi_IN"/>
+        </w:rPr>
+        <w:t>17</w:t>
+      </w:r>
       <w:r>
         <w:rPr>
           <w:lang w:val="hi_IN" w:bidi="hi_IN"/>
         </w:rPr>
         <w:t xml:space="preserve">; </w:t>
       </w:r>
-      <w:hyperlink r:id="rId22">
-        <w:r>
-          <w:rPr>
-            <w:lang w:val="hi_IN" w:bidi="hi_IN"/>
-          </w:rPr>
-          <w:rPr>
-            <w:color w:val="0000EE"/>
-            <w:u w:val="single"/>
-          </w:rPr>
-          <w:t>3:1–4</w:t>
-        </w:r>
-      </w:hyperlink>
+      <w:r>
+        <w:rPr>
+          <w:lang w:val="hi_IN" w:bidi="hi_IN"/>
+        </w:rPr>
+        <w:t>3:1–4</w:t>
+      </w:r>
       <w:r>
         <w:rPr>
           <w:lang w:val="hi_IN" w:bidi="hi_IN"/>
         </w:rPr>
         <w:t xml:space="preserve">, </w:t>
       </w:r>
-      <w:hyperlink r:id="rId23">
-        <w:r>
-          <w:rPr>
-            <w:lang w:val="hi_IN" w:bidi="hi_IN"/>
-          </w:rPr>
-          <w:rPr>
-            <w:color w:val="0000EE"/>
-            <w:u w:val="single"/>
-          </w:rPr>
-          <w:t>7</w:t>
-        </w:r>
-      </w:hyperlink>
+      <w:r>
+        <w:rPr>
+          <w:lang w:val="hi_IN" w:bidi="hi_IN"/>
+        </w:rPr>
+        <w:t>7</w:t>
+      </w:r>
       <w:r>
         <w:rPr>
           <w:lang w:val="hi_IN" w:bidi="hi_IN"/>
         </w:rPr>
         <w:t xml:space="preserve">, </w:t>
       </w:r>
-      <w:hyperlink r:id="rId42">
-        <w:r>
-          <w:rPr>
-            <w:lang w:val="hi_IN" w:bidi="hi_IN"/>
-          </w:rPr>
-          <w:rPr>
-            <w:color w:val="0000EE"/>
-            <w:u w:val="single"/>
-          </w:rPr>
-          <w:t>11</w:t>
-        </w:r>
-      </w:hyperlink>
+      <w:r>
+        <w:rPr>
+          <w:lang w:val="hi_IN" w:bidi="hi_IN"/>
+        </w:rPr>
+        <w:t>11</w:t>
+      </w:r>
       <w:r>
         <w:rPr>
           <w:lang w:val="hi_IN" w:bidi="hi_IN"/>
         </w:rPr>
         <w:t>)। उन्होंने उस भौतिकवाद और लालच की निंदा की जिसने दरिद्रों का शोषण किया (</w:t>
       </w:r>
-      <w:hyperlink r:id="rId43">
-        <w:r>
-          <w:rPr>
-            <w:lang w:val="hi_IN" w:bidi="hi_IN"/>
-          </w:rPr>
-          <w:rPr>
-            <w:color w:val="0000EE"/>
-            <w:u w:val="single"/>
-          </w:rPr>
-          <w:t>1:8</w:t>
-        </w:r>
-      </w:hyperlink>
+      <w:r>
+        <w:rPr>
+          <w:lang w:val="hi_IN" w:bidi="hi_IN"/>
+        </w:rPr>
+        <w:t>1:8</w:t>
+      </w:r>
       <w:r>
         <w:rPr>
           <w:lang w:val="hi_IN" w:bidi="hi_IN"/>
         </w:rPr>
         <w:t xml:space="preserve">, </w:t>
       </w:r>
-      <w:hyperlink r:id="rId38">
-        <w:r>
-          <w:rPr>
-            <w:lang w:val="hi_IN" w:bidi="hi_IN"/>
-          </w:rPr>
-          <w:rPr>
-            <w:color w:val="0000EE"/>
-            <w:u w:val="single"/>
-          </w:rPr>
-          <w:t>10–13</w:t>
-        </w:r>
-      </w:hyperlink>
+      <w:r>
+        <w:rPr>
+          <w:lang w:val="hi_IN" w:bidi="hi_IN"/>
+        </w:rPr>
+        <w:t>10–13</w:t>
+      </w:r>
       <w:r>
         <w:rPr>
           <w:lang w:val="hi_IN" w:bidi="hi_IN"/>
         </w:rPr>
         <w:t xml:space="preserve">, </w:t>
       </w:r>
-      <w:hyperlink r:id="rId44">
-        <w:r>
-          <w:rPr>
-            <w:lang w:val="hi_IN" w:bidi="hi_IN"/>
-          </w:rPr>
-          <w:rPr>
-            <w:color w:val="0000EE"/>
-            <w:u w:val="single"/>
-          </w:rPr>
-          <w:t>18</w:t>
-        </w:r>
-      </w:hyperlink>
+      <w:r>
+        <w:rPr>
+          <w:lang w:val="hi_IN" w:bidi="hi_IN"/>
+        </w:rPr>
+        <w:t>18</w:t>
+      </w:r>
       <w:r>
         <w:rPr>
           <w:lang w:val="hi_IN" w:bidi="hi_IN"/>
         </w:rPr>
         <w:t>)। वह आस-पास के राष्ट्रों की वर्तमान परिस्थितियों से भली-भांति परिचित थे और उन राष्ट्रों के पापों के लिए परमेश्वर के न्याय की घोषणा की (</w:t>
       </w:r>
-      <w:hyperlink r:id="rId27">
-        <w:r>
-          <w:rPr>
-            <w:lang w:val="hi_IN" w:bidi="hi_IN"/>
-          </w:rPr>
-          <w:rPr>
-            <w:color w:val="0000EE"/>
-            <w:u w:val="single"/>
-          </w:rPr>
-          <w:t>2:4–15</w:t>
-        </w:r>
-      </w:hyperlink>
+      <w:r>
+        <w:rPr>
+          <w:lang w:val="hi_IN" w:bidi="hi_IN"/>
+        </w:rPr>
+        <w:t>2:4–15</w:t>
+      </w:r>
       <w:r>
         <w:rPr>
           <w:lang w:val="hi_IN" w:bidi="hi_IN"/>
         </w:rPr>
         <w:t>)। सबसे बढ़कर, इस भविष्यद्वक्ता को प्रभु की प्रतिष्ठा की गहरी चिंता थी (</w:t>
       </w:r>
-      <w:hyperlink r:id="rId45">
-        <w:r>
-          <w:rPr>
-            <w:lang w:val="hi_IN" w:bidi="hi_IN"/>
-          </w:rPr>
-          <w:rPr>
-            <w:color w:val="0000EE"/>
-            <w:u w:val="single"/>
-          </w:rPr>
-          <w:t>1:6</w:t>
-        </w:r>
-      </w:hyperlink>
+      <w:r>
+        <w:rPr>
+          <w:lang w:val="hi_IN" w:bidi="hi_IN"/>
+        </w:rPr>
+        <w:t>1:6</w:t>
+      </w:r>
       <w:r>
         <w:rPr>
           <w:lang w:val="hi_IN" w:bidi="hi_IN"/>
         </w:rPr>
         <w:t xml:space="preserve">; </w:t>
       </w:r>
-      <w:hyperlink r:id="rId23">
-        <w:r>
-          <w:rPr>
-            <w:lang w:val="hi_IN" w:bidi="hi_IN"/>
-          </w:rPr>
-          <w:rPr>
-            <w:color w:val="0000EE"/>
-            <w:u w:val="single"/>
-          </w:rPr>
-          <w:t>3:7</w:t>
-        </w:r>
-      </w:hyperlink>
+      <w:r>
+        <w:rPr>
+          <w:lang w:val="hi_IN" w:bidi="hi_IN"/>
+        </w:rPr>
+        <w:t>3:7</w:t>
+      </w:r>
       <w:r>
         <w:rPr>
           <w:lang w:val="hi_IN" w:bidi="hi_IN"/>
         </w:rPr>
         <w:t>) और उन सभी के लिए जो विनम्रता से परमेश्वर में भरोसा करते हैं (</w:t>
       </w:r>
-      <w:hyperlink r:id="rId46">
-        <w:r>
-          <w:rPr>
-            <w:lang w:val="hi_IN" w:bidi="hi_IN"/>
-          </w:rPr>
-          <w:rPr>
-            <w:color w:val="0000EE"/>
-            <w:u w:val="single"/>
-          </w:rPr>
-          <w:t>2:3</w:t>
-        </w:r>
-      </w:hyperlink>
+      <w:r>
+        <w:rPr>
+          <w:lang w:val="hi_IN" w:bidi="hi_IN"/>
+        </w:rPr>
+        <w:t>2:3</w:t>
+      </w:r>
       <w:r>
         <w:rPr>
           <w:lang w:val="hi_IN" w:bidi="hi_IN"/>
         </w:rPr>
         <w:t xml:space="preserve">; </w:t>
       </w:r>
-      <w:hyperlink r:id="rId31">
-        <w:r>
-          <w:rPr>
-            <w:lang w:val="hi_IN" w:bidi="hi_IN"/>
-          </w:rPr>
-          <w:rPr>
-            <w:color w:val="0000EE"/>
-            <w:u w:val="single"/>
-          </w:rPr>
-          <w:t>3:9</w:t>
-        </w:r>
-      </w:hyperlink>
+      <w:r>
+        <w:rPr>
+          <w:lang w:val="hi_IN" w:bidi="hi_IN"/>
+        </w:rPr>
+        <w:t>3:9</w:t>
+      </w:r>
       <w:r>
         <w:rPr>
           <w:lang w:val="hi_IN" w:bidi="hi_IN"/>
         </w:rPr>
         <w:t xml:space="preserve">, </w:t>
       </w:r>
-      <w:hyperlink r:id="rId47">
-        <w:r>
-          <w:rPr>
-            <w:lang w:val="hi_IN" w:bidi="hi_IN"/>
-          </w:rPr>
-          <w:rPr>
-            <w:color w:val="0000EE"/>
-            <w:u w:val="single"/>
-          </w:rPr>
-          <w:t>12–13</w:t>
-        </w:r>
-      </w:hyperlink>
+      <w:r>
+        <w:rPr>
+          <w:lang w:val="hi_IN" w:bidi="hi_IN"/>
+        </w:rPr>
+        <w:t>12–13</w:t>
+      </w:r>
       <w:r>
         <w:rPr>
           <w:lang w:val="hi_IN" w:bidi="hi_IN"/>
@@ -1236,216 +984,144 @@
         </w:rPr>
         <w:t xml:space="preserve"> के समय के दौरान थी (ईसा पूर्व 640–609; देखें </w:t>
       </w:r>
-      <w:hyperlink r:id="rId36">
-        <w:r>
-          <w:rPr>
-            <w:lang w:val="hi_IN" w:bidi="hi_IN"/>
-          </w:rPr>
-          <w:rPr>
-            <w:color w:val="0000EE"/>
-            <w:u w:val="single"/>
-          </w:rPr>
-          <w:t>1:1</w:t>
-        </w:r>
-      </w:hyperlink>
+      <w:r>
+        <w:rPr>
+          <w:lang w:val="hi_IN" w:bidi="hi_IN"/>
+        </w:rPr>
+        <w:t>1:1</w:t>
+      </w:r>
       <w:r>
         <w:rPr>
           <w:lang w:val="hi_IN" w:bidi="hi_IN"/>
         </w:rPr>
         <w:t>)। कई तथ्य सुझाव देते हैं कि सपन्याह ने योशिय्याह के शासन के शुरुआती दिनों में, व्यवस्था की पुस्तक की खोज और उसके बाद हुए सुधारों से पहले भविष्यवाणी की थी। सपन्याह ने बताया कि यहूदा में धार्मिक प्रथाएं अभी भी कनानी समन्वयवादी अनुष्ठानों से प्रभावित थीं, जैसे कि मनश्शे के युग की विशेषता थी (</w:t>
       </w:r>
-      <w:hyperlink r:id="rId48">
-        <w:r>
-          <w:rPr>
-            <w:lang w:val="hi_IN" w:bidi="hi_IN"/>
-          </w:rPr>
-          <w:rPr>
-            <w:color w:val="0000EE"/>
-            <w:u w:val="single"/>
-          </w:rPr>
-          <w:t>1:4–5</w:t>
-        </w:r>
-      </w:hyperlink>
+      <w:r>
+        <w:rPr>
+          <w:lang w:val="hi_IN" w:bidi="hi_IN"/>
+        </w:rPr>
+        <w:t>1:4–5</w:t>
+      </w:r>
       <w:r>
         <w:rPr>
           <w:lang w:val="hi_IN" w:bidi="hi_IN"/>
         </w:rPr>
         <w:t xml:space="preserve">, </w:t>
       </w:r>
-      <w:hyperlink r:id="rId40">
-        <w:r>
-          <w:rPr>
-            <w:lang w:val="hi_IN" w:bidi="hi_IN"/>
-          </w:rPr>
-          <w:rPr>
-            <w:color w:val="0000EE"/>
-            <w:u w:val="single"/>
-          </w:rPr>
-          <w:t>9</w:t>
-        </w:r>
-      </w:hyperlink>
+      <w:r>
+        <w:rPr>
+          <w:lang w:val="hi_IN" w:bidi="hi_IN"/>
+        </w:rPr>
+        <w:t>9</w:t>
+      </w:r>
       <w:r>
         <w:rPr>
           <w:lang w:val="hi_IN" w:bidi="hi_IN"/>
         </w:rPr>
         <w:t>)। कई लोग प्रभु की आराधना करने में असफल रहे (</w:t>
       </w:r>
-      <w:hyperlink r:id="rId45">
-        <w:r>
-          <w:rPr>
-            <w:lang w:val="hi_IN" w:bidi="hi_IN"/>
-          </w:rPr>
-          <w:rPr>
-            <w:color w:val="0000EE"/>
-            <w:u w:val="single"/>
-          </w:rPr>
-          <w:t>1:6</w:t>
-        </w:r>
-      </w:hyperlink>
+      <w:r>
+        <w:rPr>
+          <w:lang w:val="hi_IN" w:bidi="hi_IN"/>
+        </w:rPr>
+        <w:t>1:6</w:t>
+      </w:r>
       <w:r>
         <w:rPr>
           <w:lang w:val="hi_IN" w:bidi="hi_IN"/>
         </w:rPr>
         <w:t>), अगुवे विदेशी व्यापारियों के वस्त्र पहनने के शौकीन थे (</w:t>
       </w:r>
-      <w:hyperlink r:id="rId43">
-        <w:r>
-          <w:rPr>
-            <w:lang w:val="hi_IN" w:bidi="hi_IN"/>
-          </w:rPr>
-          <w:rPr>
-            <w:color w:val="0000EE"/>
-            <w:u w:val="single"/>
-          </w:rPr>
-          <w:t>1:8</w:t>
-        </w:r>
-      </w:hyperlink>
+      <w:r>
+        <w:rPr>
+          <w:lang w:val="hi_IN" w:bidi="hi_IN"/>
+        </w:rPr>
+        <w:t>1:8</w:t>
+      </w:r>
       <w:r>
         <w:rPr>
           <w:lang w:val="hi_IN" w:bidi="hi_IN"/>
         </w:rPr>
         <w:t>), जिनके यरूशलेम में व्यापक व्यापारिक उद्यम थे (</w:t>
       </w:r>
-      <w:hyperlink r:id="rId49">
-        <w:r>
-          <w:rPr>
-            <w:lang w:val="hi_IN" w:bidi="hi_IN"/>
-          </w:rPr>
-          <w:rPr>
-            <w:color w:val="0000EE"/>
-            <w:u w:val="single"/>
-          </w:rPr>
-          <w:t>1:10–11</w:t>
-        </w:r>
-      </w:hyperlink>
+      <w:r>
+        <w:rPr>
+          <w:lang w:val="hi_IN" w:bidi="hi_IN"/>
+        </w:rPr>
+        <w:t>1:10–11</w:t>
+      </w:r>
       <w:r>
         <w:rPr>
           <w:lang w:val="hi_IN" w:bidi="hi_IN"/>
         </w:rPr>
         <w:t>), और यहूदा का समाज सामाजिक-आर्थिक बीमारियों (</w:t>
       </w:r>
-      <w:hyperlink r:id="rId50">
-        <w:r>
-          <w:rPr>
-            <w:lang w:val="hi_IN" w:bidi="hi_IN"/>
-          </w:rPr>
-          <w:rPr>
-            <w:color w:val="0000EE"/>
-            <w:u w:val="single"/>
-          </w:rPr>
-          <w:t>1:12–13</w:t>
-        </w:r>
-      </w:hyperlink>
+      <w:r>
+        <w:rPr>
+          <w:lang w:val="hi_IN" w:bidi="hi_IN"/>
+        </w:rPr>
+        <w:t>1:12–13</w:t>
+      </w:r>
       <w:r>
         <w:rPr>
           <w:lang w:val="hi_IN" w:bidi="hi_IN"/>
         </w:rPr>
         <w:t xml:space="preserve">, </w:t>
       </w:r>
-      <w:hyperlink r:id="rId44">
-        <w:r>
-          <w:rPr>
-            <w:lang w:val="hi_IN" w:bidi="hi_IN"/>
-          </w:rPr>
-          <w:rPr>
-            <w:color w:val="0000EE"/>
-            <w:u w:val="single"/>
-          </w:rPr>
-          <w:t>18</w:t>
-        </w:r>
-      </w:hyperlink>
+      <w:r>
+        <w:rPr>
+          <w:lang w:val="hi_IN" w:bidi="hi_IN"/>
+        </w:rPr>
+        <w:t>18</w:t>
+      </w:r>
       <w:r>
         <w:rPr>
           <w:lang w:val="hi_IN" w:bidi="hi_IN"/>
         </w:rPr>
         <w:t>) और राजनीतिक और धार्मिक भ्रष्टाचार (</w:t>
       </w:r>
-      <w:hyperlink r:id="rId22">
-        <w:r>
-          <w:rPr>
-            <w:lang w:val="hi_IN" w:bidi="hi_IN"/>
-          </w:rPr>
-          <w:rPr>
-            <w:color w:val="0000EE"/>
-            <w:u w:val="single"/>
-          </w:rPr>
-          <w:t>3:1–4</w:t>
-        </w:r>
-      </w:hyperlink>
+      <w:r>
+        <w:rPr>
+          <w:lang w:val="hi_IN" w:bidi="hi_IN"/>
+        </w:rPr>
+        <w:t>3:1–4</w:t>
+      </w:r>
       <w:r>
         <w:rPr>
           <w:lang w:val="hi_IN" w:bidi="hi_IN"/>
         </w:rPr>
         <w:t xml:space="preserve">, </w:t>
       </w:r>
-      <w:hyperlink r:id="rId23">
-        <w:r>
-          <w:rPr>
-            <w:lang w:val="hi_IN" w:bidi="hi_IN"/>
-          </w:rPr>
-          <w:rPr>
-            <w:color w:val="0000EE"/>
-            <w:u w:val="single"/>
-          </w:rPr>
-          <w:t>7</w:t>
-        </w:r>
-      </w:hyperlink>
+      <w:r>
+        <w:rPr>
+          <w:lang w:val="hi_IN" w:bidi="hi_IN"/>
+        </w:rPr>
+        <w:t>7</w:t>
+      </w:r>
       <w:r>
         <w:rPr>
           <w:lang w:val="hi_IN" w:bidi="hi_IN"/>
         </w:rPr>
         <w:t xml:space="preserve">, </w:t>
       </w:r>
-      <w:hyperlink r:id="rId42">
-        <w:r>
-          <w:rPr>
-            <w:lang w:val="hi_IN" w:bidi="hi_IN"/>
-          </w:rPr>
-          <w:rPr>
-            <w:color w:val="0000EE"/>
-            <w:u w:val="single"/>
-          </w:rPr>
-          <w:t>11</w:t>
-        </w:r>
-      </w:hyperlink>
+      <w:r>
+        <w:rPr>
+          <w:lang w:val="hi_IN" w:bidi="hi_IN"/>
+        </w:rPr>
+        <w:t>11</w:t>
+      </w:r>
       <w:r>
         <w:rPr>
           <w:lang w:val="hi_IN" w:bidi="hi_IN"/>
         </w:rPr>
         <w:t xml:space="preserve">) से ग्रस्त था। योशिय्याह के सुधारों ने इसका अधिकांश हिस्सा ठीक कर दिया (लगभग ईसा पूर्व 622; </w:t>
       </w:r>
-      <w:hyperlink r:id="rId51">
-        <w:r>
-          <w:rPr>
-            <w:lang w:val="hi_IN" w:bidi="hi_IN"/>
-          </w:rPr>
-          <w:rPr>
-            <w:color w:val="0000EE"/>
-            <w:u w:val="single"/>
-          </w:rPr>
-          <w:t>2 रा 23:4–14</w:t>
-        </w:r>
-      </w:hyperlink>
+      <w:r>
+        <w:rPr>
+          <w:lang w:val="hi_IN" w:bidi="hi_IN"/>
+        </w:rPr>
+        <w:t>2 रा 23:4–14</w:t>
+      </w:r>
       <w:r>
         <w:rPr>
           <w:lang w:val="hi_IN" w:bidi="hi_IN"/>
@@ -1477,180 +1153,120 @@
         </w:rPr>
         <w:t>अपने समकालीन नहूम और हबक्कूक की तरह, सपन्याह परमेश्वर को पृथ्वी के इतिहास के सार्वभौमिक प्रभु के रूप में प्रस्तुत करते हैं। परमेश्वर, सभी के न्यायाधीश हैं (</w:t>
       </w:r>
-      <w:hyperlink r:id="rId24">
-        <w:r>
-          <w:rPr>
-            <w:lang w:val="hi_IN" w:bidi="hi_IN"/>
-          </w:rPr>
-          <w:rPr>
-            <w:color w:val="0000EE"/>
-            <w:u w:val="single"/>
-          </w:rPr>
-          <w:t>सप 1:2–3</w:t>
-        </w:r>
-      </w:hyperlink>
+      <w:r>
+        <w:rPr>
+          <w:lang w:val="hi_IN" w:bidi="hi_IN"/>
+        </w:rPr>
+        <w:t>सप 1:2–3</w:t>
+      </w:r>
       <w:r>
         <w:rPr>
           <w:lang w:val="hi_IN" w:bidi="hi_IN"/>
         </w:rPr>
         <w:t xml:space="preserve">, </w:t>
       </w:r>
-      <w:hyperlink r:id="rId52">
-        <w:r>
-          <w:rPr>
-            <w:lang w:val="hi_IN" w:bidi="hi_IN"/>
-          </w:rPr>
-          <w:rPr>
-            <w:color w:val="0000EE"/>
-            <w:u w:val="single"/>
-          </w:rPr>
-          <w:t>7</w:t>
-        </w:r>
-      </w:hyperlink>
+      <w:r>
+        <w:rPr>
+          <w:lang w:val="hi_IN" w:bidi="hi_IN"/>
+        </w:rPr>
+        <w:t>7</w:t>
+      </w:r>
       <w:r>
         <w:rPr>
           <w:lang w:val="hi_IN" w:bidi="hi_IN"/>
         </w:rPr>
         <w:t xml:space="preserve">, </w:t>
       </w:r>
-      <w:hyperlink r:id="rId25">
-        <w:r>
-          <w:rPr>
-            <w:lang w:val="hi_IN" w:bidi="hi_IN"/>
-          </w:rPr>
-          <w:rPr>
-            <w:color w:val="0000EE"/>
-            <w:u w:val="single"/>
-          </w:rPr>
-          <w:t>14–18</w:t>
-        </w:r>
-      </w:hyperlink>
+      <w:r>
+        <w:rPr>
+          <w:lang w:val="hi_IN" w:bidi="hi_IN"/>
+        </w:rPr>
+        <w:t>14–18</w:t>
+      </w:r>
       <w:r>
         <w:rPr>
           <w:lang w:val="hi_IN" w:bidi="hi_IN"/>
         </w:rPr>
         <w:t xml:space="preserve">; </w:t>
       </w:r>
-      <w:hyperlink r:id="rId29">
-        <w:r>
-          <w:rPr>
-            <w:lang w:val="hi_IN" w:bidi="hi_IN"/>
-          </w:rPr>
-          <w:rPr>
-            <w:color w:val="0000EE"/>
-            <w:u w:val="single"/>
-          </w:rPr>
-          <w:t>3:8</w:t>
-        </w:r>
-      </w:hyperlink>
+      <w:r>
+        <w:rPr>
+          <w:lang w:val="hi_IN" w:bidi="hi_IN"/>
+        </w:rPr>
+        <w:t>3:8</w:t>
+      </w:r>
       <w:r>
         <w:rPr>
           <w:lang w:val="hi_IN" w:bidi="hi_IN"/>
         </w:rPr>
         <w:t>), जो लोगों की दुष्टता को दंडित करते हैं (</w:t>
       </w:r>
-      <w:hyperlink r:id="rId53">
-        <w:r>
-          <w:rPr>
-            <w:lang w:val="hi_IN" w:bidi="hi_IN"/>
-          </w:rPr>
-          <w:rPr>
-            <w:color w:val="0000EE"/>
-            <w:u w:val="single"/>
-          </w:rPr>
-          <w:t>1:8–9</w:t>
-        </w:r>
-      </w:hyperlink>
+      <w:r>
+        <w:rPr>
+          <w:lang w:val="hi_IN" w:bidi="hi_IN"/>
+        </w:rPr>
+        <w:t>1:8–9</w:t>
+      </w:r>
       <w:r>
         <w:rPr>
           <w:lang w:val="hi_IN" w:bidi="hi_IN"/>
         </w:rPr>
         <w:t xml:space="preserve">, </w:t>
       </w:r>
-      <w:hyperlink r:id="rId41">
-        <w:r>
-          <w:rPr>
-            <w:lang w:val="hi_IN" w:bidi="hi_IN"/>
-          </w:rPr>
-          <w:rPr>
-            <w:color w:val="0000EE"/>
-            <w:u w:val="single"/>
-          </w:rPr>
-          <w:t>17</w:t>
-        </w:r>
-      </w:hyperlink>
+      <w:r>
+        <w:rPr>
+          <w:lang w:val="hi_IN" w:bidi="hi_IN"/>
+        </w:rPr>
+        <w:t>17</w:t>
+      </w:r>
       <w:r>
         <w:rPr>
           <w:lang w:val="hi_IN" w:bidi="hi_IN"/>
         </w:rPr>
         <w:t xml:space="preserve">; </w:t>
       </w:r>
-      <w:hyperlink r:id="rId23">
-        <w:r>
-          <w:rPr>
-            <w:lang w:val="hi_IN" w:bidi="hi_IN"/>
-          </w:rPr>
-          <w:rPr>
-            <w:color w:val="0000EE"/>
-            <w:u w:val="single"/>
-          </w:rPr>
-          <w:t>3:7</w:t>
-        </w:r>
-      </w:hyperlink>
+      <w:r>
+        <w:rPr>
+          <w:lang w:val="hi_IN" w:bidi="hi_IN"/>
+        </w:rPr>
+        <w:t>3:7</w:t>
+      </w:r>
       <w:r>
         <w:rPr>
           <w:lang w:val="hi_IN" w:bidi="hi_IN"/>
         </w:rPr>
         <w:t xml:space="preserve">, </w:t>
       </w:r>
-      <w:hyperlink r:id="rId42">
-        <w:r>
-          <w:rPr>
-            <w:lang w:val="hi_IN" w:bidi="hi_IN"/>
-          </w:rPr>
-          <w:rPr>
-            <w:color w:val="0000EE"/>
-            <w:u w:val="single"/>
-          </w:rPr>
-          <w:t>11</w:t>
-        </w:r>
-      </w:hyperlink>
+      <w:r>
+        <w:rPr>
+          <w:lang w:val="hi_IN" w:bidi="hi_IN"/>
+        </w:rPr>
+        <w:t>11</w:t>
+      </w:r>
       <w:r>
         <w:rPr>
           <w:lang w:val="hi_IN" w:bidi="hi_IN"/>
         </w:rPr>
         <w:t>) और राष्ट्रों को भी दंड देते हैं (</w:t>
       </w:r>
-      <w:hyperlink r:id="rId27">
-        <w:r>
-          <w:rPr>
-            <w:lang w:val="hi_IN" w:bidi="hi_IN"/>
-          </w:rPr>
-          <w:rPr>
-            <w:color w:val="0000EE"/>
-            <w:u w:val="single"/>
-          </w:rPr>
-          <w:t>2:4–15</w:t>
-        </w:r>
-      </w:hyperlink>
+      <w:r>
+        <w:rPr>
+          <w:lang w:val="hi_IN" w:bidi="hi_IN"/>
+        </w:rPr>
+        <w:t>2:4–15</w:t>
+      </w:r>
       <w:r>
         <w:rPr>
           <w:lang w:val="hi_IN" w:bidi="hi_IN"/>
         </w:rPr>
         <w:t xml:space="preserve">; </w:t>
       </w:r>
-      <w:hyperlink r:id="rId54">
-        <w:r>
-          <w:rPr>
-            <w:lang w:val="hi_IN" w:bidi="hi_IN"/>
-          </w:rPr>
-          <w:rPr>
-            <w:color w:val="0000EE"/>
-            <w:u w:val="single"/>
-          </w:rPr>
-          <w:t>3:6</w:t>
-        </w:r>
-      </w:hyperlink>
+      <w:r>
+        <w:rPr>
+          <w:lang w:val="hi_IN" w:bidi="hi_IN"/>
+        </w:rPr>
+        <w:t>3:6</w:t>
+      </w:r>
       <w:r>
         <w:rPr>
           <w:lang w:val="hi_IN" w:bidi="hi_IN"/>
@@ -1670,54 +1286,36 @@
         </w:rPr>
         <w:t>) सभी राष्ट्रों को शामिल करेगा (</w:t>
       </w:r>
-      <w:hyperlink r:id="rId55">
-        <w:r>
-          <w:rPr>
-            <w:lang w:val="hi_IN" w:bidi="hi_IN"/>
-          </w:rPr>
-          <w:rPr>
-            <w:color w:val="0000EE"/>
-            <w:u w:val="single"/>
-          </w:rPr>
-          <w:t>1:2–4</w:t>
-        </w:r>
-      </w:hyperlink>
+      <w:r>
+        <w:rPr>
+          <w:lang w:val="hi_IN" w:bidi="hi_IN"/>
+        </w:rPr>
+        <w:t>1:2–4</w:t>
+      </w:r>
       <w:r>
         <w:rPr>
           <w:lang w:val="hi_IN" w:bidi="hi_IN"/>
         </w:rPr>
         <w:t xml:space="preserve">; </w:t>
       </w:r>
-      <w:hyperlink r:id="rId27">
-        <w:r>
-          <w:rPr>
-            <w:lang w:val="hi_IN" w:bidi="hi_IN"/>
-          </w:rPr>
-          <w:rPr>
-            <w:color w:val="0000EE"/>
-            <w:u w:val="single"/>
-          </w:rPr>
-          <w:t>2:4–15</w:t>
-        </w:r>
-      </w:hyperlink>
+      <w:r>
+        <w:rPr>
+          <w:lang w:val="hi_IN" w:bidi="hi_IN"/>
+        </w:rPr>
+        <w:t>2:4–15</w:t>
+      </w:r>
       <w:r>
         <w:rPr>
           <w:lang w:val="hi_IN" w:bidi="hi_IN"/>
         </w:rPr>
         <w:t xml:space="preserve">; </w:t>
       </w:r>
-      <w:hyperlink r:id="rId29">
-        <w:r>
-          <w:rPr>
-            <w:lang w:val="hi_IN" w:bidi="hi_IN"/>
-          </w:rPr>
-          <w:rPr>
-            <w:color w:val="0000EE"/>
-            <w:u w:val="single"/>
-          </w:rPr>
-          <w:t>3:8</w:t>
-        </w:r>
-      </w:hyperlink>
+      <w:r>
+        <w:rPr>
+          <w:lang w:val="hi_IN" w:bidi="hi_IN"/>
+        </w:rPr>
+        <w:t>3:8</w:t>
+      </w:r>
       <w:r>
         <w:rPr>
           <w:lang w:val="hi_IN" w:bidi="hi_IN"/>
@@ -1738,360 +1336,240 @@
         </w:rPr>
         <w:t>सपन्याह मनुष्य के गर्व की मूल समस्या पर केंद्रित हैं (</w:t>
       </w:r>
-      <w:hyperlink r:id="rId56">
-        <w:r>
-          <w:rPr>
-            <w:lang w:val="hi_IN" w:bidi="hi_IN"/>
-          </w:rPr>
-          <w:rPr>
-            <w:color w:val="0000EE"/>
-            <w:u w:val="single"/>
-          </w:rPr>
-          <w:t>2:15</w:t>
-        </w:r>
-      </w:hyperlink>
+      <w:r>
+        <w:rPr>
+          <w:lang w:val="hi_IN" w:bidi="hi_IN"/>
+        </w:rPr>
+        <w:t>2:15</w:t>
+      </w:r>
       <w:r>
         <w:rPr>
           <w:lang w:val="hi_IN" w:bidi="hi_IN"/>
         </w:rPr>
         <w:t>), जो आंतरिक दुष्टता की आत्मा को जन्म देती है (</w:t>
       </w:r>
-      <w:hyperlink r:id="rId57">
-        <w:r>
-          <w:rPr>
-            <w:lang w:val="hi_IN" w:bidi="hi_IN"/>
-          </w:rPr>
-          <w:rPr>
-            <w:color w:val="0000EE"/>
-            <w:u w:val="single"/>
-          </w:rPr>
-          <w:t>1:3–6</w:t>
-        </w:r>
-      </w:hyperlink>
+      <w:r>
+        <w:rPr>
+          <w:lang w:val="hi_IN" w:bidi="hi_IN"/>
+        </w:rPr>
+        <w:t>1:3–6</w:t>
+      </w:r>
       <w:r>
         <w:rPr>
           <w:lang w:val="hi_IN" w:bidi="hi_IN"/>
         </w:rPr>
         <w:t xml:space="preserve">, </w:t>
       </w:r>
-      <w:hyperlink r:id="rId41">
-        <w:r>
-          <w:rPr>
-            <w:lang w:val="hi_IN" w:bidi="hi_IN"/>
-          </w:rPr>
-          <w:rPr>
-            <w:color w:val="0000EE"/>
-            <w:u w:val="single"/>
-          </w:rPr>
-          <w:t>17</w:t>
-        </w:r>
-      </w:hyperlink>
+      <w:r>
+        <w:rPr>
+          <w:lang w:val="hi_IN" w:bidi="hi_IN"/>
+        </w:rPr>
+        <w:t>17</w:t>
+      </w:r>
       <w:r>
         <w:rPr>
           <w:lang w:val="hi_IN" w:bidi="hi_IN"/>
         </w:rPr>
         <w:t xml:space="preserve">; </w:t>
       </w:r>
-      <w:hyperlink r:id="rId58">
-        <w:r>
-          <w:rPr>
-            <w:lang w:val="hi_IN" w:bidi="hi_IN"/>
-          </w:rPr>
-          <w:rPr>
-            <w:color w:val="0000EE"/>
-            <w:u w:val="single"/>
-          </w:rPr>
-          <w:t>3:1</w:t>
-        </w:r>
-      </w:hyperlink>
+      <w:r>
+        <w:rPr>
+          <w:lang w:val="hi_IN" w:bidi="hi_IN"/>
+        </w:rPr>
+        <w:t>3:1</w:t>
+      </w:r>
       <w:r>
         <w:rPr>
           <w:lang w:val="hi_IN" w:bidi="hi_IN"/>
         </w:rPr>
         <w:t xml:space="preserve">, </w:t>
       </w:r>
-      <w:hyperlink r:id="rId59">
-        <w:r>
-          <w:rPr>
-            <w:lang w:val="hi_IN" w:bidi="hi_IN"/>
-          </w:rPr>
-          <w:rPr>
-            <w:color w:val="0000EE"/>
-            <w:u w:val="single"/>
-          </w:rPr>
-          <w:t>4</w:t>
-        </w:r>
-      </w:hyperlink>
+      <w:r>
+        <w:rPr>
+          <w:lang w:val="hi_IN" w:bidi="hi_IN"/>
+        </w:rPr>
+        <w:t>4</w:t>
+      </w:r>
       <w:r>
         <w:rPr>
           <w:lang w:val="hi_IN" w:bidi="hi_IN"/>
         </w:rPr>
         <w:t>) और लोगों को यह सोचने पर मजबूर करती है कि परमेश्वर मनुष्य के मामलों में हस्तक्षेप नहीं करेंगे (</w:t>
       </w:r>
-      <w:hyperlink r:id="rId60">
-        <w:r>
-          <w:rPr>
-            <w:lang w:val="hi_IN" w:bidi="hi_IN"/>
-          </w:rPr>
-          <w:rPr>
-            <w:color w:val="0000EE"/>
-            <w:u w:val="single"/>
-          </w:rPr>
-          <w:t>1:12</w:t>
-        </w:r>
-      </w:hyperlink>
+      <w:r>
+        <w:rPr>
+          <w:lang w:val="hi_IN" w:bidi="hi_IN"/>
+        </w:rPr>
+        <w:t>1:12</w:t>
+      </w:r>
       <w:r>
         <w:rPr>
           <w:lang w:val="hi_IN" w:bidi="hi_IN"/>
         </w:rPr>
         <w:t>)। वे अपनी हिंसा और धोखे में आगे बढ़ते हैं (</w:t>
       </w:r>
-      <w:hyperlink r:id="rId40">
-        <w:r>
-          <w:rPr>
-            <w:lang w:val="hi_IN" w:bidi="hi_IN"/>
-          </w:rPr>
-          <w:rPr>
-            <w:color w:val="0000EE"/>
-            <w:u w:val="single"/>
-          </w:rPr>
-          <w:t>1:9</w:t>
-        </w:r>
-      </w:hyperlink>
+      <w:r>
+        <w:rPr>
+          <w:lang w:val="hi_IN" w:bidi="hi_IN"/>
+        </w:rPr>
+        <w:t>1:9</w:t>
+      </w:r>
       <w:r>
         <w:rPr>
           <w:lang w:val="hi_IN" w:bidi="hi_IN"/>
         </w:rPr>
         <w:t>), और उनका लालच उनके आसपास के लोगों को दबाता है (</w:t>
       </w:r>
-      <w:hyperlink r:id="rId49">
-        <w:r>
-          <w:rPr>
-            <w:lang w:val="hi_IN" w:bidi="hi_IN"/>
-          </w:rPr>
-          <w:rPr>
-            <w:color w:val="0000EE"/>
-            <w:u w:val="single"/>
-          </w:rPr>
-          <w:t>1:10–11</w:t>
-        </w:r>
-      </w:hyperlink>
+      <w:r>
+        <w:rPr>
+          <w:lang w:val="hi_IN" w:bidi="hi_IN"/>
+        </w:rPr>
+        <w:t>1:10–11</w:t>
+      </w:r>
       <w:r>
         <w:rPr>
           <w:lang w:val="hi_IN" w:bidi="hi_IN"/>
         </w:rPr>
         <w:t xml:space="preserve">, </w:t>
       </w:r>
-      <w:hyperlink r:id="rId61">
-        <w:r>
-          <w:rPr>
-            <w:lang w:val="hi_IN" w:bidi="hi_IN"/>
-          </w:rPr>
-          <w:rPr>
-            <w:color w:val="0000EE"/>
-            <w:u w:val="single"/>
-          </w:rPr>
-          <w:t>13</w:t>
-        </w:r>
-      </w:hyperlink>
+      <w:r>
+        <w:rPr>
+          <w:lang w:val="hi_IN" w:bidi="hi_IN"/>
+        </w:rPr>
+        <w:t>13</w:t>
+      </w:r>
       <w:r>
         <w:rPr>
           <w:lang w:val="hi_IN" w:bidi="hi_IN"/>
         </w:rPr>
         <w:t xml:space="preserve">, </w:t>
       </w:r>
-      <w:hyperlink r:id="rId44">
-        <w:r>
-          <w:rPr>
-            <w:lang w:val="hi_IN" w:bidi="hi_IN"/>
-          </w:rPr>
-          <w:rPr>
-            <w:color w:val="0000EE"/>
-            <w:u w:val="single"/>
-          </w:rPr>
-          <w:t>18</w:t>
-        </w:r>
-      </w:hyperlink>
+      <w:r>
+        <w:rPr>
+          <w:lang w:val="hi_IN" w:bidi="hi_IN"/>
+        </w:rPr>
+        <w:t>18</w:t>
+      </w:r>
       <w:r>
         <w:rPr>
           <w:lang w:val="hi_IN" w:bidi="hi_IN"/>
         </w:rPr>
         <w:t xml:space="preserve">; </w:t>
       </w:r>
-      <w:hyperlink r:id="rId62">
-        <w:r>
-          <w:rPr>
-            <w:lang w:val="hi_IN" w:bidi="hi_IN"/>
-          </w:rPr>
-          <w:rPr>
-            <w:color w:val="0000EE"/>
-            <w:u w:val="single"/>
-          </w:rPr>
-          <w:t>3:3</w:t>
-        </w:r>
-      </w:hyperlink>
+      <w:r>
+        <w:rPr>
+          <w:lang w:val="hi_IN" w:bidi="hi_IN"/>
+        </w:rPr>
+        <w:t>3:3</w:t>
+      </w:r>
       <w:r>
         <w:rPr>
           <w:lang w:val="hi_IN" w:bidi="hi_IN"/>
         </w:rPr>
         <w:t>)। परमेश्वर पापियों को मिलने वाली सजा को वापस ले सकते हैं यदि वे वास्तव में मन फिराएं (</w:t>
       </w:r>
-      <w:hyperlink r:id="rId26">
-        <w:r>
-          <w:rPr>
-            <w:lang w:val="hi_IN" w:bidi="hi_IN"/>
-          </w:rPr>
-          <w:rPr>
-            <w:color w:val="0000EE"/>
-            <w:u w:val="single"/>
-          </w:rPr>
-          <w:t>2:1–3</w:t>
-        </w:r>
-      </w:hyperlink>
+      <w:r>
+        <w:rPr>
+          <w:lang w:val="hi_IN" w:bidi="hi_IN"/>
+        </w:rPr>
+        <w:t>2:1–3</w:t>
+      </w:r>
       <w:r>
         <w:rPr>
           <w:lang w:val="hi_IN" w:bidi="hi_IN"/>
         </w:rPr>
         <w:t>), लेकिन धार्मिकता, विनम्रता, विश्वास, और सत्य जैसे आत्मिक गुण आवश्यक हैं (</w:t>
       </w:r>
-      <w:hyperlink r:id="rId47">
-        <w:r>
-          <w:rPr>
-            <w:lang w:val="hi_IN" w:bidi="hi_IN"/>
-          </w:rPr>
-          <w:rPr>
-            <w:color w:val="0000EE"/>
-            <w:u w:val="single"/>
-          </w:rPr>
-          <w:t>3:12–13</w:t>
-        </w:r>
-      </w:hyperlink>
+      <w:r>
+        <w:rPr>
+          <w:lang w:val="hi_IN" w:bidi="hi_IN"/>
+        </w:rPr>
+        <w:t>3:12–13</w:t>
+      </w:r>
       <w:r>
         <w:rPr>
           <w:lang w:val="hi_IN" w:bidi="hi_IN"/>
         </w:rPr>
         <w:t>)। परमेश्वर एक नम्र और विश्वासयोग्य अवशेष को इकट्ठा करेंगे और शुद्ध करेंगे (</w:t>
       </w:r>
-      <w:hyperlink r:id="rId63">
-        <w:r>
-          <w:rPr>
-            <w:lang w:val="hi_IN" w:bidi="hi_IN"/>
-          </w:rPr>
-          <w:rPr>
-            <w:color w:val="0000EE"/>
-            <w:u w:val="single"/>
-          </w:rPr>
-          <w:t>3:9–10</w:t>
-        </w:r>
-      </w:hyperlink>
+      <w:r>
+        <w:rPr>
+          <w:lang w:val="hi_IN" w:bidi="hi_IN"/>
+        </w:rPr>
+        <w:t>3:9–10</w:t>
+      </w:r>
       <w:r>
         <w:rPr>
           <w:lang w:val="hi_IN" w:bidi="hi_IN"/>
         </w:rPr>
         <w:t>), उन्हें उनकी भूमि पर पुनर्स्थापित करेंगे (</w:t>
       </w:r>
-      <w:hyperlink r:id="rId64">
-        <w:r>
-          <w:rPr>
-            <w:lang w:val="hi_IN" w:bidi="hi_IN"/>
-          </w:rPr>
-          <w:rPr>
-            <w:color w:val="0000EE"/>
-            <w:u w:val="single"/>
-          </w:rPr>
-          <w:t>3:20</w:t>
-        </w:r>
-      </w:hyperlink>
+      <w:r>
+        <w:rPr>
+          <w:lang w:val="hi_IN" w:bidi="hi_IN"/>
+        </w:rPr>
+        <w:t>3:20</w:t>
+      </w:r>
       <w:r>
         <w:rPr>
           <w:lang w:val="hi_IN" w:bidi="hi_IN"/>
         </w:rPr>
         <w:t>), और उनके शत्रुओं पर विजय प्राप्त करेंगे (</w:t>
       </w:r>
-      <w:hyperlink r:id="rId65">
-        <w:r>
-          <w:rPr>
-            <w:lang w:val="hi_IN" w:bidi="hi_IN"/>
-          </w:rPr>
-          <w:rPr>
-            <w:color w:val="0000EE"/>
-            <w:u w:val="single"/>
-          </w:rPr>
-          <w:t>2:7</w:t>
-        </w:r>
-      </w:hyperlink>
+      <w:r>
+        <w:rPr>
+          <w:lang w:val="hi_IN" w:bidi="hi_IN"/>
+        </w:rPr>
+        <w:t>2:7</w:t>
+      </w:r>
       <w:r>
         <w:rPr>
           <w:lang w:val="hi_IN" w:bidi="hi_IN"/>
         </w:rPr>
         <w:t xml:space="preserve">, </w:t>
       </w:r>
-      <w:hyperlink r:id="rId66">
-        <w:r>
-          <w:rPr>
-            <w:lang w:val="hi_IN" w:bidi="hi_IN"/>
-          </w:rPr>
-          <w:rPr>
-            <w:color w:val="0000EE"/>
-            <w:u w:val="single"/>
-          </w:rPr>
-          <w:t>9</w:t>
-        </w:r>
-      </w:hyperlink>
+      <w:r>
+        <w:rPr>
+          <w:lang w:val="hi_IN" w:bidi="hi_IN"/>
+        </w:rPr>
+        <w:t>9</w:t>
+      </w:r>
       <w:r>
         <w:rPr>
           <w:lang w:val="hi_IN" w:bidi="hi_IN"/>
         </w:rPr>
         <w:t>)। यरूशलेम एक आनंदमय स्थान होगा (</w:t>
       </w:r>
-      <w:hyperlink r:id="rId42">
-        <w:r>
-          <w:rPr>
-            <w:lang w:val="hi_IN" w:bidi="hi_IN"/>
-          </w:rPr>
-          <w:rPr>
-            <w:color w:val="0000EE"/>
-            <w:u w:val="single"/>
-          </w:rPr>
-          <w:t>3:11</w:t>
-        </w:r>
-      </w:hyperlink>
+      <w:r>
+        <w:rPr>
+          <w:lang w:val="hi_IN" w:bidi="hi_IN"/>
+        </w:rPr>
+        <w:t>3:11</w:t>
+      </w:r>
       <w:r>
         <w:rPr>
           <w:lang w:val="hi_IN" w:bidi="hi_IN"/>
         </w:rPr>
         <w:t xml:space="preserve">, </w:t>
       </w:r>
-      <w:hyperlink r:id="rId67">
-        <w:r>
-          <w:rPr>
-            <w:lang w:val="hi_IN" w:bidi="hi_IN"/>
-          </w:rPr>
-          <w:rPr>
-            <w:color w:val="0000EE"/>
-            <w:u w:val="single"/>
-          </w:rPr>
-          <w:t>18</w:t>
-        </w:r>
-      </w:hyperlink>
+      <w:r>
+        <w:rPr>
+          <w:lang w:val="hi_IN" w:bidi="hi_IN"/>
+        </w:rPr>
+        <w:t>18</w:t>
+      </w:r>
       <w:r>
         <w:rPr>
           <w:lang w:val="hi_IN" w:bidi="hi_IN"/>
         </w:rPr>
         <w:t>) क्योंकि परमेश्वर अपने लोगों को बचाएंगे और आशीष देंगे (</w:t>
       </w:r>
-      <w:hyperlink r:id="rId68">
-        <w:r>
-          <w:rPr>
-            <w:lang w:val="hi_IN" w:bidi="hi_IN"/>
-          </w:rPr>
-          <w:rPr>
-            <w:color w:val="0000EE"/>
-            <w:u w:val="single"/>
-          </w:rPr>
-          <w:t>3:14–20</w:t>
-        </w:r>
-      </w:hyperlink>
+      <w:r>
+        <w:rPr>
+          <w:lang w:val="hi_IN" w:bidi="hi_IN"/>
+        </w:rPr>
+        <w:t>3:14–20</w:t>
+      </w:r>
       <w:r>
         <w:rPr>
           <w:lang w:val="hi_IN" w:bidi="hi_IN"/>
@@ -2112,144 +1590,96 @@
         </w:rPr>
         <w:t>सपन्याह का व्यक्तिगत जिम्मेदारी का संदेश पाप के लिए नए नियम की शिक्षाओं में प्रतिध्वनित होता है (</w:t>
       </w:r>
-      <w:hyperlink r:id="rId69">
-        <w:r>
-          <w:rPr>
-            <w:lang w:val="hi_IN" w:bidi="hi_IN"/>
-          </w:rPr>
-          <w:rPr>
-            <w:color w:val="0000EE"/>
-            <w:u w:val="single"/>
-          </w:rPr>
-          <w:t>रोम 2:5–6</w:t>
-        </w:r>
-      </w:hyperlink>
+      <w:r>
+        <w:rPr>
+          <w:lang w:val="hi_IN" w:bidi="hi_IN"/>
+        </w:rPr>
+        <w:t>रोम 2:5–6</w:t>
+      </w:r>
       <w:r>
         <w:rPr>
           <w:lang w:val="hi_IN" w:bidi="hi_IN"/>
         </w:rPr>
         <w:t xml:space="preserve">; </w:t>
       </w:r>
-      <w:hyperlink r:id="rId70">
-        <w:r>
-          <w:rPr>
-            <w:lang w:val="hi_IN" w:bidi="hi_IN"/>
-          </w:rPr>
-          <w:rPr>
-            <w:color w:val="0000EE"/>
-            <w:u w:val="single"/>
-          </w:rPr>
-          <w:t>2 कुरि 5:10</w:t>
-        </w:r>
-      </w:hyperlink>
+      <w:r>
+        <w:rPr>
+          <w:lang w:val="hi_IN" w:bidi="hi_IN"/>
+        </w:rPr>
+        <w:t>2 कुरि 5:10</w:t>
+      </w:r>
       <w:r>
         <w:rPr>
           <w:lang w:val="hi_IN" w:bidi="hi_IN"/>
         </w:rPr>
         <w:t xml:space="preserve">; </w:t>
       </w:r>
-      <w:hyperlink r:id="rId71">
-        <w:r>
-          <w:rPr>
-            <w:lang w:val="hi_IN" w:bidi="hi_IN"/>
-          </w:rPr>
-          <w:rPr>
-            <w:color w:val="0000EE"/>
-            <w:u w:val="single"/>
-          </w:rPr>
-          <w:t>प्रका 6:17</w:t>
-        </w:r>
-      </w:hyperlink>
+      <w:r>
+        <w:rPr>
+          <w:lang w:val="hi_IN" w:bidi="hi_IN"/>
+        </w:rPr>
+        <w:t>प्रका 6:17</w:t>
+      </w:r>
       <w:r>
         <w:rPr>
           <w:lang w:val="hi_IN" w:bidi="hi_IN"/>
         </w:rPr>
         <w:t xml:space="preserve">; </w:t>
       </w:r>
-      <w:hyperlink r:id="rId72">
-        <w:r>
-          <w:rPr>
-            <w:lang w:val="hi_IN" w:bidi="hi_IN"/>
-          </w:rPr>
-          <w:rPr>
-            <w:color w:val="0000EE"/>
-            <w:u w:val="single"/>
-          </w:rPr>
-          <w:t>19:11–21</w:t>
-        </w:r>
-      </w:hyperlink>
+      <w:r>
+        <w:rPr>
+          <w:lang w:val="hi_IN" w:bidi="hi_IN"/>
+        </w:rPr>
+        <w:t>19:11–21</w:t>
+      </w:r>
       <w:r>
         <w:rPr>
           <w:lang w:val="hi_IN" w:bidi="hi_IN"/>
         </w:rPr>
         <w:t>)। यह सत्य है कि परमेश्वर का प्रचुर अनुग्रह दीन हृदय वालों के लिए उपलब्ध है (</w:t>
       </w:r>
-      <w:hyperlink r:id="rId73">
-        <w:r>
-          <w:rPr>
-            <w:lang w:val="hi_IN" w:bidi="hi_IN"/>
-          </w:rPr>
-          <w:rPr>
-            <w:color w:val="0000EE"/>
-            <w:u w:val="single"/>
-          </w:rPr>
-          <w:t>1 पत 5:5–6</w:t>
-        </w:r>
-      </w:hyperlink>
+      <w:r>
+        <w:rPr>
+          <w:lang w:val="hi_IN" w:bidi="hi_IN"/>
+        </w:rPr>
+        <w:t>1 पत 5:5–6</w:t>
+      </w:r>
       <w:r>
         <w:rPr>
           <w:lang w:val="hi_IN" w:bidi="hi_IN"/>
         </w:rPr>
         <w:t>) ताकि वे पाप की क्षमा प्राप्त कर सकें (</w:t>
       </w:r>
-      <w:hyperlink r:id="rId74">
-        <w:r>
-          <w:rPr>
-            <w:lang w:val="hi_IN" w:bidi="hi_IN"/>
-          </w:rPr>
-          <w:rPr>
-            <w:color w:val="0000EE"/>
-            <w:u w:val="single"/>
-          </w:rPr>
-          <w:t>इफि 1:7</w:t>
-        </w:r>
-      </w:hyperlink>
+      <w:r>
+        <w:rPr>
+          <w:lang w:val="hi_IN" w:bidi="hi_IN"/>
+        </w:rPr>
+        <w:t>इफि 1:7</w:t>
+      </w:r>
       <w:r>
         <w:rPr>
           <w:lang w:val="hi_IN" w:bidi="hi_IN"/>
         </w:rPr>
         <w:t>) और सनातन जीवन और धन्यता की सुनिश्चित आशा प्राप्त कर सकें (</w:t>
       </w:r>
-      <w:hyperlink r:id="rId75">
-        <w:r>
-          <w:rPr>
-            <w:lang w:val="hi_IN" w:bidi="hi_IN"/>
-          </w:rPr>
-          <w:rPr>
-            <w:color w:val="0000EE"/>
-            <w:u w:val="single"/>
-          </w:rPr>
-          <w:t>तीतुस 3:4–7</w:t>
-        </w:r>
-      </w:hyperlink>
+      <w:r>
+        <w:rPr>
+          <w:lang w:val="hi_IN" w:bidi="hi_IN"/>
+        </w:rPr>
+        <w:t>तीतुस 3:4–7</w:t>
+      </w:r>
       <w:r>
         <w:rPr>
           <w:lang w:val="hi_IN" w:bidi="hi_IN"/>
         </w:rPr>
         <w:t xml:space="preserve">; </w:t>
       </w:r>
-      <w:hyperlink r:id="rId76">
-        <w:r>
-          <w:rPr>
-            <w:lang w:val="hi_IN" w:bidi="hi_IN"/>
-          </w:rPr>
-          <w:rPr>
-            <w:color w:val="0000EE"/>
-            <w:u w:val="single"/>
-          </w:rPr>
-          <w:t>प्रका 21:1–22:5</w:t>
-        </w:r>
-      </w:hyperlink>
+      <w:r>
+        <w:rPr>
+          <w:lang w:val="hi_IN" w:bidi="hi_IN"/>
+        </w:rPr>
+        <w:t>प्रका 21:1–22:5</w:t>
+      </w:r>
       <w:r>
         <w:rPr>
           <w:lang w:val="hi_IN" w:bidi="hi_IN"/>
